--- a/stitches/maskar/magic_ring.docx
+++ b/stitches/maskar/magic_ring.docx
@@ -136,17 +136,18 @@
               <w:rPr>
                 <w:b/>
                 <w:bCs/>
+                <w:noProof/>
               </w:rPr>
               <w:drawing>
-                <wp:anchor distT="0" distB="0" distL="114300" distR="114300" simplePos="0" relativeHeight="251659264" behindDoc="0" locked="0" layoutInCell="1" allowOverlap="1" wp14:anchorId="2386727E" wp14:editId="47BE2A5E">
+                <wp:anchor distT="0" distB="0" distL="114300" distR="114300" simplePos="0" relativeHeight="251659264" behindDoc="0" locked="0" layoutInCell="1" allowOverlap="1" wp14:anchorId="2386727E" wp14:editId="6AEC0B3D">
                   <wp:simplePos x="0" y="0"/>
                   <wp:positionH relativeFrom="column">
                     <wp:posOffset>-635</wp:posOffset>
                   </wp:positionH>
                   <wp:positionV relativeFrom="paragraph">
-                    <wp:posOffset>46990</wp:posOffset>
+                    <wp:posOffset>45720</wp:posOffset>
                   </wp:positionV>
-                  <wp:extent cx="1282766" cy="1073205"/>
+                  <wp:extent cx="1056005" cy="883920"/>
                   <wp:effectExtent l="0" t="0" r="0" b="0"/>
                   <wp:wrapSquare wrapText="bothSides"/>
                   <wp:docPr id="1500150911" name="Bildobjekt 1"/>
@@ -169,7 +170,7 @@
                         <pic:spPr>
                           <a:xfrm>
                             <a:off x="0" y="0"/>
-                            <a:ext cx="1282766" cy="1073205"/>
+                            <a:ext cx="1056005" cy="883920"/>
                           </a:xfrm>
                           <a:prstGeom prst="rect">
                             <a:avLst/>
@@ -178,6 +179,12 @@
                       </pic:pic>
                     </a:graphicData>
                   </a:graphic>
+                  <wp14:sizeRelH relativeFrom="margin">
+                    <wp14:pctWidth>0</wp14:pctWidth>
+                  </wp14:sizeRelH>
+                  <wp14:sizeRelV relativeFrom="margin">
+                    <wp14:pctHeight>0</wp14:pctHeight>
+                  </wp14:sizeRelV>
                 </wp:anchor>
               </w:drawing>
             </w:r>
@@ -221,17 +228,18 @@
               <w:rPr>
                 <w:b/>
                 <w:bCs/>
+                <w:noProof/>
               </w:rPr>
               <w:drawing>
-                <wp:anchor distT="0" distB="0" distL="114300" distR="114300" simplePos="0" relativeHeight="251661312" behindDoc="0" locked="0" layoutInCell="1" allowOverlap="1" wp14:anchorId="5CBC4615" wp14:editId="7E88DA94">
+                <wp:anchor distT="0" distB="0" distL="114300" distR="114300" simplePos="0" relativeHeight="251661312" behindDoc="0" locked="0" layoutInCell="1" allowOverlap="1" wp14:anchorId="5CBC4615" wp14:editId="35A17923">
                   <wp:simplePos x="0" y="0"/>
                   <wp:positionH relativeFrom="column">
-                    <wp:posOffset>43815</wp:posOffset>
+                    <wp:posOffset>45085</wp:posOffset>
                   </wp:positionH>
                   <wp:positionV relativeFrom="paragraph">
-                    <wp:posOffset>0</wp:posOffset>
+                    <wp:posOffset>2540</wp:posOffset>
                   </wp:positionV>
-                  <wp:extent cx="1301817" cy="933498"/>
+                  <wp:extent cx="1094105" cy="784860"/>
                   <wp:effectExtent l="0" t="0" r="0" b="0"/>
                   <wp:wrapSquare wrapText="bothSides"/>
                   <wp:docPr id="1707052722" name="Bildobjekt 1"/>
@@ -254,7 +262,7 @@
                         <pic:spPr>
                           <a:xfrm>
                             <a:off x="0" y="0"/>
-                            <a:ext cx="1301817" cy="933498"/>
+                            <a:ext cx="1094105" cy="784860"/>
                           </a:xfrm>
                           <a:prstGeom prst="rect">
                             <a:avLst/>
@@ -263,6 +271,12 @@
                       </pic:pic>
                     </a:graphicData>
                   </a:graphic>
+                  <wp14:sizeRelH relativeFrom="margin">
+                    <wp14:pctWidth>0</wp14:pctWidth>
+                  </wp14:sizeRelH>
+                  <wp14:sizeRelV relativeFrom="margin">
+                    <wp14:pctHeight>0</wp14:pctHeight>
+                  </wp14:sizeRelV>
                 </wp:anchor>
               </w:drawing>
             </w:r>
@@ -321,18 +335,19 @@
               <w:rPr>
                 <w:b/>
                 <w:bCs/>
+                <w:noProof/>
               </w:rPr>
               <w:drawing>
-                <wp:anchor distT="0" distB="0" distL="114300" distR="114300" simplePos="0" relativeHeight="251663360" behindDoc="0" locked="0" layoutInCell="1" allowOverlap="1" wp14:anchorId="1DF7E3F4" wp14:editId="598AA8D2">
+                <wp:anchor distT="0" distB="0" distL="114300" distR="114300" simplePos="0" relativeHeight="251663360" behindDoc="0" locked="0" layoutInCell="1" allowOverlap="1" wp14:anchorId="1DF7E3F4" wp14:editId="6B029082">
                   <wp:simplePos x="0" y="0"/>
                   <wp:positionH relativeFrom="column">
                     <wp:posOffset>-635</wp:posOffset>
                   </wp:positionH>
                   <wp:positionV relativeFrom="paragraph">
-                    <wp:posOffset>187325</wp:posOffset>
+                    <wp:posOffset>189865</wp:posOffset>
                   </wp:positionV>
-                  <wp:extent cx="1333500" cy="1163320"/>
-                  <wp:effectExtent l="0" t="0" r="0" b="0"/>
+                  <wp:extent cx="1108710" cy="967740"/>
+                  <wp:effectExtent l="0" t="0" r="0" b="3810"/>
                   <wp:wrapSquare wrapText="bothSides"/>
                   <wp:docPr id="404260139" name="Bildobjekt 1"/>
                   <wp:cNvGraphicFramePr>
@@ -354,7 +369,7 @@
                         <pic:spPr>
                           <a:xfrm>
                             <a:off x="0" y="0"/>
-                            <a:ext cx="1333500" cy="1163320"/>
+                            <a:ext cx="1108710" cy="967740"/>
                           </a:xfrm>
                           <a:prstGeom prst="rect">
                             <a:avLst/>
@@ -414,18 +429,19 @@
               <w:rPr>
                 <w:b/>
                 <w:bCs/>
+                <w:noProof/>
               </w:rPr>
               <w:drawing>
-                <wp:anchor distT="0" distB="0" distL="114300" distR="114300" simplePos="0" relativeHeight="251665408" behindDoc="0" locked="0" layoutInCell="1" allowOverlap="1" wp14:anchorId="2D657FD2" wp14:editId="58E2D235">
+                <wp:anchor distT="0" distB="0" distL="114300" distR="114300" simplePos="0" relativeHeight="251665408" behindDoc="0" locked="0" layoutInCell="1" allowOverlap="1" wp14:anchorId="2D657FD2" wp14:editId="1556F0E2">
                   <wp:simplePos x="0" y="0"/>
                   <wp:positionH relativeFrom="column">
                     <wp:posOffset>37465</wp:posOffset>
                   </wp:positionH>
                   <wp:positionV relativeFrom="paragraph">
-                    <wp:posOffset>67945</wp:posOffset>
+                    <wp:posOffset>69215</wp:posOffset>
                   </wp:positionV>
-                  <wp:extent cx="1414145" cy="1123950"/>
-                  <wp:effectExtent l="0" t="0" r="0" b="0"/>
+                  <wp:extent cx="906780" cy="720090"/>
+                  <wp:effectExtent l="0" t="0" r="7620" b="3810"/>
                   <wp:wrapSquare wrapText="bothSides"/>
                   <wp:docPr id="637959633" name="Bildobjekt 1"/>
                   <wp:cNvGraphicFramePr>
@@ -447,7 +463,92 @@
                         <pic:spPr>
                           <a:xfrm>
                             <a:off x="0" y="0"/>
-                            <a:ext cx="1414145" cy="1123950"/>
+                            <a:ext cx="906780" cy="720090"/>
+                          </a:xfrm>
+                          <a:prstGeom prst="rect">
+                            <a:avLst/>
+                          </a:prstGeom>
+                        </pic:spPr>
+                      </pic:pic>
+                    </a:graphicData>
+                  </a:graphic>
+                  <wp14:sizeRelH relativeFrom="margin">
+                    <wp14:pctWidth>0</wp14:pctWidth>
+                  </wp14:sizeRelH>
+                  <wp14:sizeRelV relativeFrom="margin">
+                    <wp14:pctHeight>0</wp14:pctHeight>
+                  </wp14:sizeRelV>
+                </wp:anchor>
+              </w:drawing>
+            </w:r>
+          </w:p>
+        </w:tc>
+      </w:tr>
+      <w:tr>
+        <w:tc>
+          <w:tcPr>
+            <w:tcW w:w="4531" w:type="dxa"/>
+          </w:tcPr>
+          <w:p>
+            <w:pPr>
+              <w:spacing w:after="160" w:line="278" w:lineRule="auto"/>
+            </w:pPr>
+            <w:r>
+              <w:t>. Virka det antal maskor som ditt mönster kräver (ofta fasta maskor) direkt om ringen. Se till att du virkar runt både själva ringen och den lösa garnändan.</w:t>
+            </w:r>
+          </w:p>
+          <w:p/>
+        </w:tc>
+        <w:tc>
+          <w:tcPr>
+            <w:tcW w:w="4531" w:type="dxa"/>
+          </w:tcPr>
+          <w:p>
+            <w:pPr>
+              <w:rPr>
+                <w:b/>
+                <w:bCs/>
+              </w:rPr>
+            </w:pPr>
+            <w:r>
+              <w:rPr>
+                <w:b/>
+                <w:bCs/>
+                <w:noProof/>
+              </w:rPr>
+              <w:drawing>
+                <wp:anchor distT="0" distB="0" distL="114300" distR="114300" simplePos="0" relativeHeight="251667456" behindDoc="0" locked="0" layoutInCell="1" allowOverlap="1" wp14:anchorId="5C298B7F" wp14:editId="431CC767">
+                  <wp:simplePos x="0" y="0"/>
+                  <wp:positionH relativeFrom="column">
+                    <wp:posOffset>-61595</wp:posOffset>
+                  </wp:positionH>
+                  <wp:positionV relativeFrom="paragraph">
+                    <wp:posOffset>1270</wp:posOffset>
+                  </wp:positionV>
+                  <wp:extent cx="1186180" cy="822960"/>
+                  <wp:effectExtent l="0" t="0" r="0" b="0"/>
+                  <wp:wrapSquare wrapText="bothSides"/>
+                  <wp:docPr id="664351231" name="Bildobjekt 1"/>
+                  <wp:cNvGraphicFramePr>
+                    <a:graphicFrameLocks xmlns:a="http://schemas.openxmlformats.org/drawingml/2006/main" noChangeAspect="1"/>
+                  </wp:cNvGraphicFramePr>
+                  <a:graphic xmlns:a="http://schemas.openxmlformats.org/drawingml/2006/main">
+                    <a:graphicData uri="http://schemas.openxmlformats.org/drawingml/2006/picture">
+                      <pic:pic xmlns:pic="http://schemas.openxmlformats.org/drawingml/2006/picture">
+                        <pic:nvPicPr>
+                          <pic:cNvPr id="664351231" name=""/>
+                          <pic:cNvPicPr/>
+                        </pic:nvPicPr>
+                        <pic:blipFill>
+                          <a:blip r:embed="rId9"/>
+                          <a:stretch>
+                            <a:fillRect/>
+                          </a:stretch>
+                        </pic:blipFill>
+                        <pic:spPr>
+                          <a:xfrm>
+                            <a:off x="0" y="0"/>
+                            <a:ext cx="1186180" cy="822960"/>
                           </a:xfrm>
                           <a:prstGeom prst="rect">
                             <a:avLst/>
@@ -479,90 +580,6 @@
             </w:pPr>
             <w:r>
               <w:lastRenderedPageBreak/>
-              <w:t>. Virka det antal maskor som ditt mönster kräver (ofta fasta maskor) direkt om ringen. Se till att du virkar runt både själva ringen och den lösa garnändan.</w:t>
-            </w:r>
-          </w:p>
-          <w:p/>
-        </w:tc>
-        <w:tc>
-          <w:tcPr>
-            <w:tcW w:w="4531" w:type="dxa"/>
-          </w:tcPr>
-          <w:p>
-            <w:pPr>
-              <w:rPr>
-                <w:b/>
-                <w:bCs/>
-              </w:rPr>
-            </w:pPr>
-            <w:r>
-              <w:rPr>
-                <w:b/>
-                <w:bCs/>
-              </w:rPr>
-              <w:drawing>
-                <wp:anchor distT="0" distB="0" distL="114300" distR="114300" simplePos="0" relativeHeight="251667456" behindDoc="0" locked="0" layoutInCell="1" allowOverlap="1" wp14:anchorId="5C298B7F" wp14:editId="350DE41A">
-                  <wp:simplePos x="0" y="0"/>
-                  <wp:positionH relativeFrom="column">
-                    <wp:posOffset>-64135</wp:posOffset>
-                  </wp:positionH>
-                  <wp:positionV relativeFrom="paragraph">
-                    <wp:posOffset>1905</wp:posOffset>
-                  </wp:positionV>
-                  <wp:extent cx="1593215" cy="1104900"/>
-                  <wp:effectExtent l="0" t="0" r="6985" b="0"/>
-                  <wp:wrapSquare wrapText="bothSides"/>
-                  <wp:docPr id="664351231" name="Bildobjekt 1"/>
-                  <wp:cNvGraphicFramePr>
-                    <a:graphicFrameLocks xmlns:a="http://schemas.openxmlformats.org/drawingml/2006/main" noChangeAspect="1"/>
-                  </wp:cNvGraphicFramePr>
-                  <a:graphic xmlns:a="http://schemas.openxmlformats.org/drawingml/2006/main">
-                    <a:graphicData uri="http://schemas.openxmlformats.org/drawingml/2006/picture">
-                      <pic:pic xmlns:pic="http://schemas.openxmlformats.org/drawingml/2006/picture">
-                        <pic:nvPicPr>
-                          <pic:cNvPr id="664351231" name=""/>
-                          <pic:cNvPicPr/>
-                        </pic:nvPicPr>
-                        <pic:blipFill>
-                          <a:blip r:embed="rId9"/>
-                          <a:stretch>
-                            <a:fillRect/>
-                          </a:stretch>
-                        </pic:blipFill>
-                        <pic:spPr>
-                          <a:xfrm>
-                            <a:off x="0" y="0"/>
-                            <a:ext cx="1593215" cy="1104900"/>
-                          </a:xfrm>
-                          <a:prstGeom prst="rect">
-                            <a:avLst/>
-                          </a:prstGeom>
-                        </pic:spPr>
-                      </pic:pic>
-                    </a:graphicData>
-                  </a:graphic>
-                  <wp14:sizeRelH relativeFrom="margin">
-                    <wp14:pctWidth>0</wp14:pctWidth>
-                  </wp14:sizeRelH>
-                  <wp14:sizeRelV relativeFrom="margin">
-                    <wp14:pctHeight>0</wp14:pctHeight>
-                  </wp14:sizeRelV>
-                </wp:anchor>
-              </w:drawing>
-            </w:r>
-          </w:p>
-        </w:tc>
-      </w:tr>
-      <w:tr>
-        <w:tc>
-          <w:tcPr>
-            <w:tcW w:w="4531" w:type="dxa"/>
-          </w:tcPr>
-          <w:p>
-            <w:pPr>
-              <w:spacing w:after="160" w:line="278" w:lineRule="auto"/>
-            </w:pPr>
-            <w:r>
               <w:t xml:space="preserve">Dra åt ringen: När du har virkat alla maskor för det första varvet håller du i maskorna och drar bestämt i den korta, lösa garnändan. </w:t>
             </w:r>
           </w:p>
@@ -582,18 +599,19 @@
               <w:rPr>
                 <w:b/>
                 <w:bCs/>
+                <w:noProof/>
               </w:rPr>
               <w:drawing>
-                <wp:anchor distT="0" distB="0" distL="114300" distR="114300" simplePos="0" relativeHeight="251669504" behindDoc="0" locked="0" layoutInCell="1" allowOverlap="1" wp14:anchorId="7BAEBEA5" wp14:editId="344E9C2D">
+                <wp:anchor distT="0" distB="0" distL="114300" distR="114300" simplePos="0" relativeHeight="251669504" behindDoc="0" locked="0" layoutInCell="1" allowOverlap="1" wp14:anchorId="7BAEBEA5" wp14:editId="56FDDF44">
                   <wp:simplePos x="0" y="0"/>
                   <wp:positionH relativeFrom="column">
-                    <wp:posOffset>-7620</wp:posOffset>
+                    <wp:posOffset>-8255</wp:posOffset>
                   </wp:positionH>
                   <wp:positionV relativeFrom="paragraph">
-                    <wp:posOffset>0</wp:posOffset>
+                    <wp:posOffset>635</wp:posOffset>
                   </wp:positionV>
-                  <wp:extent cx="1219200" cy="1065111"/>
-                  <wp:effectExtent l="0" t="0" r="0" b="1905"/>
+                  <wp:extent cx="819785" cy="716280"/>
+                  <wp:effectExtent l="0" t="0" r="0" b="7620"/>
                   <wp:wrapSquare wrapText="bothSides"/>
                   <wp:docPr id="804588231" name="Bildobjekt 1"/>
                   <wp:cNvGraphicFramePr>
@@ -615,7 +633,7 @@
                         <pic:spPr>
                           <a:xfrm>
                             <a:off x="0" y="0"/>
-                            <a:ext cx="1219200" cy="1065111"/>
+                            <a:ext cx="819785" cy="716280"/>
                           </a:xfrm>
                           <a:prstGeom prst="rect">
                             <a:avLst/>
@@ -666,18 +684,19 @@
               <w:rPr>
                 <w:b/>
                 <w:bCs/>
+                <w:noProof/>
               </w:rPr>
               <w:drawing>
-                <wp:anchor distT="0" distB="0" distL="114300" distR="114300" simplePos="0" relativeHeight="251671552" behindDoc="0" locked="0" layoutInCell="1" allowOverlap="1" wp14:anchorId="70DFBA6B" wp14:editId="15E32AB4">
+                <wp:anchor distT="0" distB="0" distL="114300" distR="114300" simplePos="0" relativeHeight="251671552" behindDoc="0" locked="0" layoutInCell="1" allowOverlap="1" wp14:anchorId="70DFBA6B" wp14:editId="79268AC0">
                   <wp:simplePos x="0" y="0"/>
                   <wp:positionH relativeFrom="column">
                     <wp:posOffset>-38735</wp:posOffset>
                   </wp:positionH>
                   <wp:positionV relativeFrom="paragraph">
-                    <wp:posOffset>8255</wp:posOffset>
+                    <wp:posOffset>9525</wp:posOffset>
                   </wp:positionV>
-                  <wp:extent cx="1346200" cy="1196975"/>
-                  <wp:effectExtent l="0" t="0" r="6350" b="3175"/>
+                  <wp:extent cx="908050" cy="807720"/>
+                  <wp:effectExtent l="0" t="0" r="6350" b="0"/>
                   <wp:wrapSquare wrapText="bothSides"/>
                   <wp:docPr id="1290410703" name="Bildobjekt 1"/>
                   <wp:cNvGraphicFramePr>
@@ -699,7 +718,7 @@
                         <pic:spPr>
                           <a:xfrm>
                             <a:off x="0" y="0"/>
-                            <a:ext cx="1346200" cy="1196975"/>
+                            <a:ext cx="908050" cy="807720"/>
                           </a:xfrm>
                           <a:prstGeom prst="rect">
                             <a:avLst/>
@@ -2276,6 +2295,7 @@
   <w:style w:type="character" w:default="1" w:styleId="Standardstycketeckensnitt">
     <w:name w:val="Default Paragraph Font"/>
     <w:uiPriority w:val="1"/>
+    <w:semiHidden/>
     <w:unhideWhenUsed/>
   </w:style>
   <w:style w:type="table" w:default="1" w:styleId="Normaltabell">
